--- a/arb/docx/04.content.docx
+++ b/arb/docx/04.content.docx
@@ -147,13 +147,6 @@
         <w:rPr>
           <w:lang w:val="ar_AE" w:bidi="ar_AE"/>
         </w:rPr>
-      </w:r>
-      <w:r>
-        <w:rPr>
-          <w:i/>
-          <w:lang w:val="ar_AE" w:bidi="ar_AE"/>
-        </w:rPr>
-        <w:t>العدد ١: ١–٣, العدد ١: ٤, العدد ١: ١٨, العدد ١: ٤٦, العدد 1: 47, العدد ١: ٥٠, العدد 1: 51, العدد ١: ٥٢, العدد ١: ٥٣, العدد 1: 54, العدد ٢: ١–٢, العدد ٢: ٣–٤, العدد ٢: ٥–٦, العدد ٢: ٧–٨, العدد ٢: ٩, العدد ٢: ١٠–١١, العدد 2: 12–13, العدد ٢: ١٤–١٥, العدد ٢: ١٦, العدد ٢: ٢٤, العدد ٢: ٢٤ (ِ#٢), العدد ٢: ٢٥, العدد ٢: ٣٢–٣٣, العدد ٢: ٣٤, العدد ٣: ١, العدد ٣: ٢, العدد ٣: ٤, العدد ٣: ٤ (#٢), العدد ٣: ٦, العدد ٣: ٧–٨, العدد ٣: ٩–١٠, العدد ٣: ١١–١٣, العدد ٣: ١٣, العدد ٣: ١٥–١٦, العدد ٣: ١٧, العدد ٣: ٢٣, العدد ٣: ٢٤, العدد ٣: ٢٥–٢٦, العدد ٣: ٣١, العدد ٣: ٣٢, العدد ٣: ٣٥, العدد ٣: ٣٦–٣٧, العدد ٣: ٣٨, العدد 3: 38 (#2), العدد ٣: ٣٩, العدد 3: 41, العدد ٣: ٤٣, العدد ٣: ٤٥, العدد ٣: ٤٦, العدد ٣: ٥١, العدد 3: 51 (#2), العدد ٤: ١–٣, العدد ٤: ٤, العدد ٤: ٥–٦, العدد ٤: ٧, العدد 4: 7 (#2), العدد ٤: ٩–١٠, العدد ٤: ١١, العدد 4: 11 (#2), العدد 4: 12, العدد ٤: ١٣, العدد 4: 14, العدد 4: 14 (#2), العدد ٤ :١٥, العدد ٤: ١٦, العدد ٤: ١٨–١٩, العدد 4: 20, العدد 4: 20 (#2), العدد ٤: ٢٢–٢٣, العدد 4: 24–26, العدد ٤: ٢٧–٢٨, العدد 4: 31–32, العدد 4: 34–35, العدد ٤: ٤١, العدد ٤ :٤٢–٤٤, العدد ٤: ٤٧, العدد ٤: ٤٩, العدد ٥: ٢–٣, العدد 5: 7, العدد ٥: ٨–١٠, العدد 5: 15, العدد ٥: ١٦–١٧, العدد 5: 18–19, العدد 5: 22, العدد 5: 24, العدد ٥: ٢٥–٢٦, العدد 5: 26, العدد 5: 27, العدد 5: 28, العدد 5: 29–30, العدد 6: 2, العدد 6: 3–4, العدد 6: 5, العدد 6: 6, العدد 6: 8, العدد 6: 9, العدد 6: 10–11, العدد 6: 11, العدد ٦: ١٢, العدد 6: 14–15, العدد 6: 16–17, العدد 6: 18, العدد 6: 19–20, العدد 6: 20, العدد 6: 20 (#2), العدد 6: 25–26, العدد ٧: ١, العدد ٧: ٣, العدد ٧: ٥, العدد ٧: ٧, العدد 7: 8, العدد ٧: ٩, العدد ٧: ١٠, العدد 7: 12, العدد 7: 18, العدد ٧: ٢٤, العدد 7: 30, العدد ٧: ٣٦, العدد 7: 42, العدد ٧: ٥٤, العدد 7: 60, العدد 7: 66, العدد 7: 72, العدد 7: 78, العدد ٧: ٨٩, العدد ٨: ٢, العدد ٨: ٤, العدد ٨: ٥, العدد ٨: ٧, العدد ٨: ٨, العدد ٨: ١٠, العدد ٨: ١١, العدد ٨: ١٢, العدد 8: 12 (#2), العدد ٨: ١٤–١٥, العدد 8: 17, العدد ٨: ١٩, العدد 8: 20, العدد 8: 24, العدد ٨: ٢٦, العدد 9: 1, العدد 9:1 (#2), العدد 9: 3, العدد 9: 7, العدد 9: 10, الأعداد 9: 11, العدد 9: 11–12, العدد 9: 13, العدد 9: 14, العدد 9: 15–16, العدد 9: 17, العدد 9: 19, العدد 9: 20–21, العدد 9: 22, العدد 9: 23, العدد 10: 2, العدد 10: 3, العدد 10: 4, العدد 10: 5, العدد 10: 6, العدد 10: 7, العدد 10: 8, العدد 10: 9, العدد 10: 10, العدد 10: 11, العدد 10: 12, العدد 10: 14, العدد 10: 17, العدد 10: 21, العدد 10: 22, العدد 10: 25, العدد 10: 29, العدد 10: 29 (#2), العدد 10: 30, العدد 10: 31, العدد 10: 33–34, العدد 10: 35, العدد 10: 36, العدد 11: 1, العدد ١١: ٢, العدد 11: 4, العدد 11: 8, العدد ١١: ٩, العدد 11: 11, العدد 11: 13, العدد 11: 16, العدد 11: 17, العدد 11: 18, العدد 11: 20, العدد 11: 23, العدد 11: 25, العدد 11: 26, العدد 11: 28, العدد 11 :31, العدد 11: 32, العدد 11: 33, العدد ١٢: ١, العدد 12: 3, العدد 12: 4, العدد 12: 5, العدد 12: 6, العدد 12: 8, العدد 12: 9, العدد ١٢: ١٠, العدد 12: 11, العدد 12: 12, العدد 12: 14, العدد ١٢: ١٥, العدد 13: 2, العدد 13: 2 (#2), العدد 13: 16, العدد 13: 18, العدد 13: 19, العدد 13: 20, العدد 13: 23, العدد 13: 23 (#2), العدد 13: 25, العدد 13: 26, العدد 13: 28, العدد 13: 28 (#2), العدد 13: 30, العدد 13: 31, العدد 13: 33, العدد ١٤: ١, العدد 14: 2, العدد 14: 3, العدد 14: 4, العدد 14: 5, العدد 14: 6–7, العدد 14: 8, العدد 14: 8 (#2), العدد 14: 9, العدد 14: 10, العدد 14: 12, العدد 14: 13, العدد 14: 16, العدد ١٤ : ١٩, العدد 14: 20–21, العدد 14: 22, العدد ١٤: ٢٣, العدد 14: 24, العدد 14: 25, العدد 14: 29, العدد 14: 30, العدد 14: 31, العدد 14: 34, العدد 14: 36–37, العدد 14: 38, العدد ١٤: ٤١–٤٢, العدد 14: 44, العدد 15: 3, العدد 15: 4, العدد 15: 5, العدد 15: 12–13, العدد 15:15–16, العدد 15: 20, العدد 15: 21, العدد 15: 24, العدد 15: 25–26, العدد 15: 30–31, العدد 15: 35–36, العدد 15: 38, العدد 15: 39, العدد 15: 40, العدد 15: 41, العدد 16: 1, العدد 16: 2, العدد 16: 3, العدد 16: 4, العدد 16: 5, العدد 16: 6–7, العدد 16: 8–9, العدد 16: 10–11, العدد 16: 12–13, العدد 16: 15, العدد 16: 16–17, العدد 16: 19, العدد 16: 20–21, العدد 16: 22, العدد 16: 23–24, العدد 16: 25–26, العدد 16: 27, العدد 16: 28–30, العدد 16: 31–32, العدد 16: 33, العدد 16: 34, العدد 16: 35, العدد 16: 37, العدد 16: 38, العدد 16: 38 (#2), العدد 16: 39–40, العدد 16: 41, العدد 16: 42, العدد 16: 43, العدد 16: 45, العدد 16: 45 (#2), العدد 16: 46, العدد 16: 47–48, العدد 16: 49, العدد 16: 50, العدد 17: 2, العدد 17: 3, العدد 17: 4, العدد 17: 4 (#2), العدد 17: 5, العدد 17: 6, العدد 17: 8, العدد 17: 9, العدد 17: 10, العدد 17: 10 (#2), العدد 17: 12–13, العدد 18: 1, العدد 18: 1 (#2), العدد 18: 2, العدد 18: 3, العدد 18: 3 (#2), العدد 18: 4, العدد 18: 4 (#2), العدد 18: 5, العدد 18: 6, العدد 18: 7, العدد 18: 7 (#2), العدد 18: 8–9, العدد 18: 9, العدد 18: 10, العدد 18: 11, العدد 18: 12–13, العدد 18: 15, العدد 18: 16, العدد 18: 17–18, العدد 18: 19, العدد 18: 20, العدد 18: 21, العدد 18: 22, العدد 18: 27, العدد 18: 28, العدد 18: 32, العدد 19: 2, العدد 19: 3, العدد 19: 4, العدد 19: 5, العدد 19: 6, العدد 19: 7, العدد 19: 8, العدد 19: 9, العدد 19: 9 (#2), العدد 19: 10, العدد 19: 11, العدد 19: 12, العدد 19: 12 (#2), العدد 19: 13, العدد 19: 14, العدد 19: 15, العدد 19: 16, العدد 19: 17, العدد 19: 18, العدد 19: 21, العدد 19: 22, العدد 20: 1, العدد 20: 1 (#2), العدد 20: 2–3, العدد 20: 4, العدد 20: 5, العدد 20: 6, العدد 20: 7–9, العدد 20: 10, العدد 20: 10–11, العدد 20: 12–13, العدد 20: 14–16, العدد 20: 17, العدد 20: 17 (#2), العدد 20: 18, العدد 20: 19, العدد 20: 20–21, العدد 20: 21, العدد 20: 22, العدد 20 :23–24, العدد 20: 25, العدد 20: 26, العدد 20: 27–29, العدد 21: 1, العدد 21: 2–3, العدد 21: 3, العدد 21: 4, العدد 21: 5, العدد 21: 6, العدد 21: 7, العدد 21: 8, العدد 21: 9, العدد 21: 16, العدد 21: 17–18, العدد 21: 21, العدد 21: 22, العدد 21: 23, العدد 21: 24, العدد 21: 31, العدد 21: 32, العدد 21: 33, العدد 21: 34, العدد 21: 35, العدد 22: 1, العدد 22: 2–3, العدد 22: 4, العدد 22: 5–6, العدد 22: 5–6 (#2), العدد 22: 6, العدد 22: 8, العدد 22: 11, العدد 22: 12, العدد 22: 13, العدد 22: 14, العدد 22: 17, العدد 22: 18, العدد 22: 19, العدد 22: 20, العدد 22: 21, العدد 22: 22, العدد 22: 22 (#2), العدد 22: 23, العدد 22: 23 (#2), العدد 22: 24, العدد 22: 25, العدد 22: 27, العدد 22: 28, العدد 22: 29, العدد 22: 31, العدد 22: 32–33, العدد 22: 33, العدد 22: 34, العدد 22: 35, العدد 22: 36, العدد 22: 37, العدد 22: 38, العدد 22: 39–40, العدد 22: 41, العدد 23: 1, العدد 23: 2, العدد 23: 3, العدد 23: 5, العدد 23: 7–8, العدد 23: 9, العدد 23: 10, العدد 23: 10 (#2), العدد 23: 11, العدد 23: 12, العدد 23: 13, العدد 23: 14, العدد 23: 15, العدد 23: 19, العدد 23: 20, العدد 23: 21, العدد 23: 22, العدد 23: 23, العدد 23: 23 (#2), العدد 23: 24, العدد 23: 25, العدد 23: 26, العدد 23: 27, العدد 23: 28, العدد 23: 29–30, العدد 24: 1, العدد 24: 2–3, العدد 24: 4, العدد 24: 5, العدد 24: 6, العدد 24: 7, العدد 24: 7 (#2), العدد 24: 8, العدد 24: 8 (#2), العدد 24: 8 (#3), العدد 24: 9, العدد 24: 10, العدد 24: 11, العدد 24: 13, العدد 24: 13 (#2), العدد 24: 14, العدد 24: 16, العدد 24: 17, العدد 24: 17 (#2), العدد 24: 18, العدد 24: 19, العدد 24: 20, العدد 24: 21–22, العدد 24: 24, العدد 24: 25, العدد 25: 1–2, العدد 25: 4, العدد 25: 6, العدد 25: 7, العدد 25: 8, العدد 25: 8–9, العدد 25: 11, العدد 25: 12, العدد 25: 13, العدد 25: 17–18, العدد 25: 18, العدد 26: 2, العدد 26: 4, العدد 26: 5, العدد 26: 7, العدد 26: 9, العدد 26: 10, العدد 26: 11, العدد 26: 14, العدد 26: 18, العدد 26: 19, العدد 26: 22, العدد 26: 25, العدد 26: 27, العدد 26: 28, العدد 26: 33, العدد 26: 34, العدد 26: 37, العدد 26: 41, العدد 26: 43, العدد 26: 47, العدد 26: 50, العدد 26: 51, العدد 26: 53, العدد 26: 54, العدد 26: 55, العدد 26: 57, العدد 26: 58, العدد 26: 58 (#2), العدد 26: 59, العدد 26: 60, العدد 26: 61, العدد 26: 62, العدد 26: 62 (#2), العدد 26: 63, العدد 26: 64, العدد 26: 65, العدد 27: 3, العدد 27: 4, العدد 27: 8, العدد 27: 9, العدد 27: 12–14, العدد 27: 15–17, العدد 27: 18–19, العدد 27: 20–21, العدد 27: 22–23, العدد 28: 2, العدد 28: 3–4, العدد 28: 5, العدد 28: 7–8, العدد 28: 9–10, العدد 28: 11, العدد 28: 12, العدد 28: 13, العدد 28: 14, العدد 28: 15, العدد 28: 16, العدد 28: 16–17, العدد 28: 18, العدد 28: 19, العدد 28: 20, العدد 28: 21, العدد 28: 22, العدد 28: 25, العدد 28: 26, العدد 29: 1, العدد 29: 2, العدد 29: 3, العدد 29: 4, العدد 29: 6, العدد 29: 7, العدد 29: 8, العدد 29: 9–10, العدد 29: 11, العدد 29: 12, العدد 29: 13, العدد 29: 16, العدد 29: 17, العدد 29: 20–22, العدد 29: 23–25, العدد 29: 26–28, العدد 29: 29–31, العدد 29: 32–34, العدد 29: 35, العدد 29: 36, العدد 29: 37–38, العدد 29: 39, العدد 29: 40, العدد 30: 1–2, العدد 30: 3–4, العدد 30: 5, العدد 30: 6–7, العدد 30: 8, العدد 30: 9, العدد 30: 10, العدد 30: 10–11, العدد 30: 12–13, العدد 30: 13–14, العدد 30: 15, العدد 31: 1–2, العدد 31: 3–5, العدد 31: 6–8, العدد 31: 9, العدد 31: 13–15, العدد 31: 16, العدد 31: 17, العدد 31: 18, العدد 31: 18–19, العدد 31: 19, العدد 31: 19–20, العدد 31: 25–27, العدد 31: 28–29, العدد 31: 30–31, العدد 31: 50–51, العدد 31: 52–54, العدد 32: 1–3, العدد 32: 6, العدد 32: 7, العدد 32: 9, العدد 32: 10–12, العدد 32: 13, العدد 32: 16–17, العدد 32: 20–22, العدد 32: 28–30, العدد 32: 31–32, العدد 32: 33, العدد 33: 3–4, العدد 33: 9, العدد 33: 14, العدد 33: 38–39, العدد 33: 50–52, العدد 33: 53–54, العدد 33: 55–56, العدد 34: 13, العدد 34: 14–15, العدد 34: 16–18, العدد 34: 29, العدد 35: 1–2, العدد 35: 6, العدد 35: 6 (#2), العدد 35: 12, العدد 35: 16–18, العدد 35: 20–21, العدد 35: 25, العدد 35: 26–27, العدد 35: 28, العدد 35: 30, العدد 35: 31–32, العدد 35: 33–34, العدد 36: 1–2, العدد 36: 3, العدد 36: 4, العدد 36: 5–6, العدد 36: 7, العدد 36: 8–9, العدد 36: 10–12</w:t>
       </w:r>
       <w:r>
         <w:rPr>

--- a/arb/docx/04.content.docx
+++ b/arb/docx/04.content.docx
@@ -132,21 +132,6 @@
           <w:lang w:val="ar_AE" w:bidi="ar_AE"/>
         </w:rPr>
         <w:t>NUM</w:t>
-      </w:r>
-      <w:r>
-        <w:rPr>
-          <w:lang w:val="ar_AE" w:bidi="ar_AE"/>
-        </w:rPr>
-      </w:r>
-    </w:p>
-    <w:p>
-      <w:pPr>
-        <w:bidi/>
-      </w:pPr>
-      <w:r>
-        <w:rPr>
-          <w:lang w:val="ar_AE" w:bidi="ar_AE"/>
-        </w:rPr>
       </w:r>
       <w:r>
         <w:rPr>

--- a/arb/docx/04.content.docx
+++ b/arb/docx/04.content.docx
@@ -22,7 +22,7 @@
         <w:rPr>
           <w:lang w:val="ar_AE" w:bidi="ar_AE"/>
         </w:rPr>
-        <w:t>Resource: أسئلة الترجمة (unfoldingWord)</w:t>
+        <w:t>Resource: unfoldingWord® Translation Questions</w:t>
       </w:r>
       <w:r>
         <w:rPr>
@@ -91,7 +91,7 @@
         <w:rPr>
           <w:lang w:val="ar_AE" w:bidi="ar_AE"/>
         </w:rPr>
-        <w:t>أسئلة الترجمة (unfoldingWord)</w:t>
+        <w:t>unfoldingWord® Translation Questions</w:t>
       </w:r>
     </w:p>
     <w:p>
